--- a/informes-growth/exosens-2026-10-14/Exosens - growth - 2026-10-14.docx
+++ b/informes-growth/exosens-2026-10-14/Exosens - growth - 2026-10-14.docx
@@ -2812,7 +2812,7 @@
         <w:t xml:space="preserve"> </w:t>
       </w:r>
       <w:r>
-        <w:t xml:space="preserve">(~20 %: Nu +19 %, Axon +36 %, Shopify +18 %, Snowflake +13 %, Samsara +15 %, rentabilidad al precio actual con v11) y liquidez de ~27 EUR: solo cabe sustituyendo. Exosens da</w:t>
+        <w:t xml:space="preserve">(~20 %: Nu +19 %, Axon +36 %, Shopify +18 %, Snowflake +13 %, Samsara +15 %, rentabilidad al precio actual con v11) y liquidez libre casi nula: solo cabe sustituyendo. Exosens da</w:t>
       </w:r>
       <w:r>
         <w:t xml:space="preserve"> </w:t>
